--- a/Optical_Papers_260202.docx
+++ b/Optical_Papers_260202.docx
@@ -504,6 +504,232 @@
     </w:p>
     <w:p>
       <w:pPr>
+        <w:pStyle w:val="Heading2"/>
+      </w:pPr>
+      <w:r/>
+      <w:r>
+        <w:rPr>
+          <w:rFonts w:ascii="Times New Roman" w:hAnsi="Times New Roman" w:eastAsia="宋体"/>
+          <w:b/>
+          <w:color w:val="000000"/>
+          <w:sz w:val="24"/>
+        </w:rPr>
+        <w:t>基于 PECVD 沉积 SiO N 层的具有高功率激光诱导损伤和高透光率的渐变折射率增透膜</w:t>
+      </w:r>
+    </w:p>
+    <w:p>
+      <w:r>
+        <w:rPr>
+          <w:rFonts w:ascii="Times New Roman" w:hAnsi="Times New Roman" w:eastAsia="宋体"/>
+          <w:b/>
+          <w:color w:val="003264"/>
+          <w:sz w:val="24"/>
+        </w:rPr>
+        <w:t>Graded-index anti-reflection coatings with high-power laser-induced damage resistance and high transmittance based on a SiO N layer deposited by PECVD</w:t>
+      </w:r>
+    </w:p>
+    <w:p>
+      <w:r>
+        <w:rPr>
+          <w:rFonts w:ascii="Times New Roman" w:hAnsi="Times New Roman" w:eastAsia="宋体"/>
+          <w:sz w:val="21"/>
+        </w:rPr>
+        <w:t>作者: Liangyi Hang, Yue You, Yuxin Yang, Shigeng Song, Yaqing Zhang, Jian Song, Jin Cheng, Yechuan Zhu, Haifeng Liang, Junqi Xu, Shun Zhou, Weiguo Liu</w:t>
+        <w:br/>
+      </w:r>
+      <w:r>
+        <w:rPr>
+          <w:rFonts w:ascii="Times New Roman" w:hAnsi="Times New Roman" w:eastAsia="宋体"/>
+          <w:sz w:val="21"/>
+        </w:rPr>
+        <w:t xml:space="preserve">时间: 2026-05-01 | </w:t>
+      </w:r>
+      <w:r>
+        <w:t xml:space="preserve">链接: </w:t>
+      </w:r>
+      <w:hyperlink r:id="rId17">
+        <w:r>
+          <w:rPr>
+            <w:rFonts w:ascii="Times New Roman" w:hAnsi="Times New Roman" w:eastAsia="宋体"/>
+            <w:color w:val="0000FF"/>
+            <w:sz w:val="21"/>
+            <w:u w:val="single"/>
+          </w:rPr>
+          <w:t>https://doi.org/10.1016/j.optlastec.2026.114859</w:t>
+        </w:r>
+      </w:hyperlink>
+    </w:p>
+    <w:p>
+      <w:pPr>
+        <w:spacing w:before="120"/>
+      </w:pPr>
+      <w:r>
+        <w:rPr>
+          <w:rFonts w:ascii="Times New Roman" w:hAnsi="Times New Roman" w:eastAsia="宋体"/>
+          <w:b/>
+          <w:sz w:val="21"/>
+        </w:rPr>
+        <w:t>中文摘要:</w:t>
+      </w:r>
+    </w:p>
+    <w:p>
+      <w:pPr>
+        <w:ind w:firstLine="360"/>
+      </w:pPr>
+      <w:r>
+        <w:rPr>
+          <w:rFonts w:ascii="Times New Roman" w:hAnsi="Times New Roman" w:eastAsia="宋体"/>
+          <w:sz w:val="21"/>
+        </w:rPr>
+        <w:t>（摘要暂缺，等待官方补全）</w:t>
+      </w:r>
+    </w:p>
+    <w:p>
+      <w:pPr>
+        <w:spacing w:before="120"/>
+      </w:pPr>
+      <w:r>
+        <w:rPr>
+          <w:rFonts w:ascii="Times New Roman" w:hAnsi="Times New Roman" w:eastAsia="宋体"/>
+          <w:b/>
+          <w:sz w:val="21"/>
+        </w:rPr>
+        <w:t>English Abstract:</w:t>
+      </w:r>
+    </w:p>
+    <w:p>
+      <w:r>
+        <w:rPr>
+          <w:rFonts w:ascii="Times New Roman" w:hAnsi="Times New Roman" w:eastAsia="宋体"/>
+          <w:sz w:val="21"/>
+        </w:rPr>
+        <w:t>Abstract not available.</w:t>
+      </w:r>
+    </w:p>
+    <w:p>
+      <w:r>
+        <w:rPr>
+          <w:rFonts w:ascii="Times New Roman" w:hAnsi="Times New Roman" w:eastAsia="宋体"/>
+          <w:sz w:val="21"/>
+        </w:rPr>
+        <w:t>__________________________________________________</w:t>
+      </w:r>
+    </w:p>
+    <w:p>
+      <w:pPr>
+        <w:pStyle w:val="Heading2"/>
+      </w:pPr>
+      <w:r/>
+      <w:r>
+        <w:rPr>
+          <w:rFonts w:ascii="Times New Roman" w:hAnsi="Times New Roman" w:eastAsia="宋体"/>
+          <w:b/>
+          <w:color w:val="000000"/>
+          <w:sz w:val="24"/>
+        </w:rPr>
+        <w:t>具有超低限制损耗的稳健拓扑引导光纤</w:t>
+      </w:r>
+    </w:p>
+    <w:p>
+      <w:r>
+        <w:rPr>
+          <w:rFonts w:ascii="Times New Roman" w:hAnsi="Times New Roman" w:eastAsia="宋体"/>
+          <w:b/>
+          <w:color w:val="003264"/>
+          <w:sz w:val="24"/>
+        </w:rPr>
+        <w:t>A robust topologically guided optical fiber with ultra-low confinement loss</w:t>
+      </w:r>
+    </w:p>
+    <w:p>
+      <w:r>
+        <w:rPr>
+          <w:rFonts w:ascii="Times New Roman" w:hAnsi="Times New Roman" w:eastAsia="宋体"/>
+          <w:sz w:val="21"/>
+        </w:rPr>
+        <w:t>作者: Somashreeta Roy, Abhijit Biswas, Bishnu P. Pal, Somnath Ghosh</w:t>
+        <w:br/>
+      </w:r>
+      <w:r>
+        <w:rPr>
+          <w:rFonts w:ascii="Times New Roman" w:hAnsi="Times New Roman" w:eastAsia="宋体"/>
+          <w:sz w:val="21"/>
+        </w:rPr>
+        <w:t xml:space="preserve">时间: 2026-05-01 | </w:t>
+      </w:r>
+      <w:r>
+        <w:t xml:space="preserve">链接: </w:t>
+      </w:r>
+      <w:hyperlink r:id="rId18">
+        <w:r>
+          <w:rPr>
+            <w:rFonts w:ascii="Times New Roman" w:hAnsi="Times New Roman" w:eastAsia="宋体"/>
+            <w:color w:val="0000FF"/>
+            <w:sz w:val="21"/>
+            <w:u w:val="single"/>
+          </w:rPr>
+          <w:t>https://doi.org/10.1016/j.optlastec.2026.114831</w:t>
+        </w:r>
+      </w:hyperlink>
+    </w:p>
+    <w:p>
+      <w:pPr>
+        <w:spacing w:before="120"/>
+      </w:pPr>
+      <w:r>
+        <w:rPr>
+          <w:rFonts w:ascii="Times New Roman" w:hAnsi="Times New Roman" w:eastAsia="宋体"/>
+          <w:b/>
+          <w:sz w:val="21"/>
+        </w:rPr>
+        <w:t>中文摘要:</w:t>
+      </w:r>
+    </w:p>
+    <w:p>
+      <w:pPr>
+        <w:ind w:firstLine="360"/>
+      </w:pPr>
+      <w:r>
+        <w:rPr>
+          <w:rFonts w:ascii="Times New Roman" w:hAnsi="Times New Roman" w:eastAsia="宋体"/>
+          <w:sz w:val="21"/>
+        </w:rPr>
+        <w:t>（摘要暂缺，等待官方补全）</w:t>
+      </w:r>
+    </w:p>
+    <w:p>
+      <w:pPr>
+        <w:spacing w:before="120"/>
+      </w:pPr>
+      <w:r>
+        <w:rPr>
+          <w:rFonts w:ascii="Times New Roman" w:hAnsi="Times New Roman" w:eastAsia="宋体"/>
+          <w:b/>
+          <w:sz w:val="21"/>
+        </w:rPr>
+        <w:t>English Abstract:</w:t>
+      </w:r>
+    </w:p>
+    <w:p>
+      <w:r>
+        <w:rPr>
+          <w:rFonts w:ascii="Times New Roman" w:hAnsi="Times New Roman" w:eastAsia="宋体"/>
+          <w:sz w:val="21"/>
+        </w:rPr>
+        <w:t>Abstract not available.</w:t>
+      </w:r>
+    </w:p>
+    <w:p>
+      <w:r>
+        <w:rPr>
+          <w:rFonts w:ascii="Times New Roman" w:hAnsi="Times New Roman" w:eastAsia="宋体"/>
+          <w:sz w:val="21"/>
+        </w:rPr>
+        <w:t>__________________________________________________</w:t>
+      </w:r>
+    </w:p>
+    <w:p>
+      <w:pPr>
         <w:pStyle w:val="Heading1"/>
       </w:pPr>
       <w:r>
@@ -639,6 +865,119 @@
     </w:p>
     <w:p>
       <w:pPr>
+        <w:pStyle w:val="Heading2"/>
+      </w:pPr>
+      <w:r/>
+      <w:r>
+        <w:rPr>
+          <w:rFonts w:ascii="Times New Roman" w:hAnsi="Times New Roman" w:eastAsia="宋体"/>
+          <w:b/>
+          <w:color w:val="000000"/>
+          <w:sz w:val="24"/>
+        </w:rPr>
+        <w:t>一种基于格雷编码光的高容错相位展开方法，用于未对准误差场景</w:t>
+      </w:r>
+    </w:p>
+    <w:p>
+      <w:r>
+        <w:rPr>
+          <w:rFonts w:ascii="Times New Roman" w:hAnsi="Times New Roman" w:eastAsia="宋体"/>
+          <w:b/>
+          <w:color w:val="003264"/>
+          <w:sz w:val="24"/>
+        </w:rPr>
+        <w:t>A highly error-tolerant phase unwrapping method based on Gray-coded light for misalignment error scenarios</w:t>
+      </w:r>
+    </w:p>
+    <w:p>
+      <w:r>
+        <w:rPr>
+          <w:rFonts w:ascii="Times New Roman" w:hAnsi="Times New Roman" w:eastAsia="宋体"/>
+          <w:sz w:val="21"/>
+        </w:rPr>
+        <w:t>作者: Yexi Yang, Hubing Du, Yanjie Li, Tete Xu, Hui Wang, Gaopeng Zhang</w:t>
+        <w:br/>
+      </w:r>
+      <w:r>
+        <w:rPr>
+          <w:rFonts w:ascii="Times New Roman" w:hAnsi="Times New Roman" w:eastAsia="宋体"/>
+          <w:sz w:val="21"/>
+        </w:rPr>
+        <w:t xml:space="preserve">时间: 2026-06-01 | </w:t>
+      </w:r>
+      <w:r>
+        <w:t xml:space="preserve">链接: </w:t>
+      </w:r>
+      <w:hyperlink r:id="rId19">
+        <w:r>
+          <w:rPr>
+            <w:rFonts w:ascii="Times New Roman" w:hAnsi="Times New Roman" w:eastAsia="宋体"/>
+            <w:color w:val="0000FF"/>
+            <w:sz w:val="21"/>
+            <w:u w:val="single"/>
+          </w:rPr>
+          <w:t>https://doi.org/10.1016/j.optlaseng.2026.109671</w:t>
+        </w:r>
+      </w:hyperlink>
+    </w:p>
+    <w:p>
+      <w:pPr>
+        <w:spacing w:before="120"/>
+      </w:pPr>
+      <w:r>
+        <w:rPr>
+          <w:rFonts w:ascii="Times New Roman" w:hAnsi="Times New Roman" w:eastAsia="宋体"/>
+          <w:b/>
+          <w:sz w:val="21"/>
+        </w:rPr>
+        <w:t>中文摘要:</w:t>
+      </w:r>
+    </w:p>
+    <w:p>
+      <w:pPr>
+        <w:ind w:firstLine="360"/>
+      </w:pPr>
+      <w:r>
+        <w:rPr>
+          <w:rFonts w:ascii="Times New Roman" w:hAnsi="Times New Roman" w:eastAsia="宋体"/>
+          <w:sz w:val="21"/>
+        </w:rPr>
+        <w:t>（摘要暂缺，等待官方补全）</w:t>
+      </w:r>
+    </w:p>
+    <w:p>
+      <w:pPr>
+        <w:spacing w:before="120"/>
+      </w:pPr>
+      <w:r>
+        <w:rPr>
+          <w:rFonts w:ascii="Times New Roman" w:hAnsi="Times New Roman" w:eastAsia="宋体"/>
+          <w:b/>
+          <w:sz w:val="21"/>
+        </w:rPr>
+        <w:t>English Abstract:</w:t>
+      </w:r>
+    </w:p>
+    <w:p>
+      <w:r>
+        <w:rPr>
+          <w:rFonts w:ascii="Times New Roman" w:hAnsi="Times New Roman" w:eastAsia="宋体"/>
+          <w:sz w:val="21"/>
+        </w:rPr>
+        <w:t>Abstract not available.</w:t>
+      </w:r>
+    </w:p>
+    <w:p>
+      <w:r>
+        <w:rPr>
+          <w:rFonts w:ascii="Times New Roman" w:hAnsi="Times New Roman" w:eastAsia="宋体"/>
+          <w:sz w:val="21"/>
+        </w:rPr>
+        <w:t>__________________________________________________</w:t>
+      </w:r>
+    </w:p>
+    <w:p>
+      <w:pPr>
         <w:pStyle w:val="Heading1"/>
       </w:pPr>
       <w:r>
@@ -713,6 +1052,119 @@
             <w:u w:val="single"/>
           </w:rPr>
           <w:t>https://doi.org/10.1016/j.optcom.2026.132983</w:t>
+        </w:r>
+      </w:hyperlink>
+    </w:p>
+    <w:p>
+      <w:pPr>
+        <w:spacing w:before="120"/>
+      </w:pPr>
+      <w:r>
+        <w:rPr>
+          <w:rFonts w:ascii="Times New Roman" w:hAnsi="Times New Roman" w:eastAsia="宋体"/>
+          <w:b/>
+          <w:sz w:val="21"/>
+        </w:rPr>
+        <w:t>中文摘要:</w:t>
+      </w:r>
+    </w:p>
+    <w:p>
+      <w:pPr>
+        <w:ind w:firstLine="360"/>
+      </w:pPr>
+      <w:r>
+        <w:rPr>
+          <w:rFonts w:ascii="Times New Roman" w:hAnsi="Times New Roman" w:eastAsia="宋体"/>
+          <w:sz w:val="21"/>
+        </w:rPr>
+        <w:t>（摘要暂缺，等待官方补全）</w:t>
+      </w:r>
+    </w:p>
+    <w:p>
+      <w:pPr>
+        <w:spacing w:before="120"/>
+      </w:pPr>
+      <w:r>
+        <w:rPr>
+          <w:rFonts w:ascii="Times New Roman" w:hAnsi="Times New Roman" w:eastAsia="宋体"/>
+          <w:b/>
+          <w:sz w:val="21"/>
+        </w:rPr>
+        <w:t>English Abstract:</w:t>
+      </w:r>
+    </w:p>
+    <w:p>
+      <w:r>
+        <w:rPr>
+          <w:rFonts w:ascii="Times New Roman" w:hAnsi="Times New Roman" w:eastAsia="宋体"/>
+          <w:sz w:val="21"/>
+        </w:rPr>
+        <w:t>Abstract not available.</w:t>
+      </w:r>
+    </w:p>
+    <w:p>
+      <w:r>
+        <w:rPr>
+          <w:rFonts w:ascii="Times New Roman" w:hAnsi="Times New Roman" w:eastAsia="宋体"/>
+          <w:sz w:val="21"/>
+        </w:rPr>
+        <w:t>__________________________________________________</w:t>
+      </w:r>
+    </w:p>
+    <w:p>
+      <w:pPr>
+        <w:pStyle w:val="Heading2"/>
+      </w:pPr>
+      <w:r/>
+      <w:r>
+        <w:rPr>
+          <w:rFonts w:ascii="Times New Roman" w:hAnsi="Times New Roman" w:eastAsia="宋体"/>
+          <w:b/>
+          <w:color w:val="000000"/>
+          <w:sz w:val="24"/>
+        </w:rPr>
+        <w:t>通过柱面透镜调制的不对称照明增强明场显微镜，实现无标记定量相位显微镜</w:t>
+      </w:r>
+    </w:p>
+    <w:p>
+      <w:r>
+        <w:rPr>
+          <w:rFonts w:ascii="Times New Roman" w:hAnsi="Times New Roman" w:eastAsia="宋体"/>
+          <w:b/>
+          <w:color w:val="003264"/>
+          <w:sz w:val="24"/>
+        </w:rPr>
+        <w:t>Enhancing brightfield microscopy for label-free quantitative phase microscopy via asymmetric illumination modulated by cylindrical lens</w:t>
+      </w:r>
+    </w:p>
+    <w:p>
+      <w:r>
+        <w:rPr>
+          <w:rFonts w:ascii="Times New Roman" w:hAnsi="Times New Roman" w:eastAsia="宋体"/>
+          <w:sz w:val="21"/>
+        </w:rPr>
+        <w:t>作者: Hongda Quan, Lingbao Kong, Shiqing Hua</w:t>
+        <w:br/>
+      </w:r>
+      <w:r>
+        <w:rPr>
+          <w:rFonts w:ascii="Times New Roman" w:hAnsi="Times New Roman" w:eastAsia="宋体"/>
+          <w:sz w:val="21"/>
+        </w:rPr>
+        <w:t xml:space="preserve">时间: 2026-02-01 | </w:t>
+      </w:r>
+      <w:r>
+        <w:t xml:space="preserve">链接: </w:t>
+      </w:r>
+      <w:hyperlink r:id="rId20">
+        <w:r>
+          <w:rPr>
+            <w:rFonts w:ascii="Times New Roman" w:hAnsi="Times New Roman" w:eastAsia="宋体"/>
+            <w:color w:val="0000FF"/>
+            <w:sz w:val="21"/>
+            <w:u w:val="single"/>
+          </w:rPr>
+          <w:t>https://doi.org/10.1016/j.optcom.2026.132982</w:t>
         </w:r>
       </w:hyperlink>
     </w:p>

--- a/Optical_Papers_260202.docx
+++ b/Optical_Papers_260202.docx
@@ -895,6 +895,119 @@
             <w:u w:val="single"/>
           </w:rPr>
           <w:t>https://doi.org/10.1016/j.optlastec.2026.114853</w:t>
+        </w:r>
+      </w:hyperlink>
+    </w:p>
+    <w:p>
+      <w:pPr>
+        <w:spacing w:before="120"/>
+      </w:pPr>
+      <w:r>
+        <w:rPr>
+          <w:rFonts w:ascii="Times New Roman" w:hAnsi="Times New Roman" w:eastAsia="宋体"/>
+          <w:b/>
+          <w:sz w:val="21"/>
+        </w:rPr>
+        <w:t>中文摘要:</w:t>
+      </w:r>
+    </w:p>
+    <w:p>
+      <w:pPr>
+        <w:ind w:firstLine="360"/>
+      </w:pPr>
+      <w:r>
+        <w:rPr>
+          <w:rFonts w:ascii="Times New Roman" w:hAnsi="Times New Roman" w:eastAsia="宋体"/>
+          <w:sz w:val="21"/>
+        </w:rPr>
+        <w:t>（摘要暂缺，等待官方补全）</w:t>
+      </w:r>
+    </w:p>
+    <w:p>
+      <w:pPr>
+        <w:spacing w:before="120"/>
+      </w:pPr>
+      <w:r>
+        <w:rPr>
+          <w:rFonts w:ascii="Times New Roman" w:hAnsi="Times New Roman" w:eastAsia="宋体"/>
+          <w:b/>
+          <w:sz w:val="21"/>
+        </w:rPr>
+        <w:t>English Abstract:</w:t>
+      </w:r>
+    </w:p>
+    <w:p>
+      <w:r>
+        <w:rPr>
+          <w:rFonts w:ascii="Times New Roman" w:hAnsi="Times New Roman" w:eastAsia="宋体"/>
+          <w:sz w:val="21"/>
+        </w:rPr>
+        <w:t>Abstract not available.</w:t>
+      </w:r>
+    </w:p>
+    <w:p>
+      <w:r>
+        <w:rPr>
+          <w:rFonts w:ascii="Times New Roman" w:hAnsi="Times New Roman" w:eastAsia="宋体"/>
+          <w:sz w:val="21"/>
+        </w:rPr>
+        <w:t>__________________________________________________</w:t>
+      </w:r>
+    </w:p>
+    <w:p>
+      <w:pPr>
+        <w:pStyle w:val="Heading2"/>
+      </w:pPr>
+      <w:r/>
+      <w:r>
+        <w:rPr>
+          <w:rFonts w:ascii="Times New Roman" w:hAnsi="Times New Roman" w:eastAsia="宋体"/>
+          <w:b/>
+          <w:color w:val="000000"/>
+          <w:sz w:val="24"/>
+        </w:rPr>
+        <w:t>利用具有自适应学习率框架的深度网络来识别散射涡旋光束 OAM 模式</w:t>
+      </w:r>
+    </w:p>
+    <w:p>
+      <w:r>
+        <w:rPr>
+          <w:rFonts w:ascii="Times New Roman" w:hAnsi="Times New Roman" w:eastAsia="宋体"/>
+          <w:b/>
+          <w:color w:val="003264"/>
+          <w:sz w:val="24"/>
+        </w:rPr>
+        <w:t>Exploiting deep network with adaptive learning rate framework to recognize scattering vortex beam OAM mode</w:t>
+      </w:r>
+    </w:p>
+    <w:p>
+      <w:r>
+        <w:rPr>
+          <w:rFonts w:ascii="Times New Roman" w:hAnsi="Times New Roman" w:eastAsia="宋体"/>
+          <w:sz w:val="21"/>
+        </w:rPr>
+        <w:t>作者: Chunchen Hu, Yuan Feng, Hanyu Pan, Feiyi Deng, Tong Li, Hanxu Zhang, Yu Lei, Junbao Hu</w:t>
+        <w:br/>
+      </w:r>
+      <w:r>
+        <w:rPr>
+          <w:rFonts w:ascii="Times New Roman" w:hAnsi="Times New Roman" w:eastAsia="宋体"/>
+          <w:sz w:val="21"/>
+        </w:rPr>
+        <w:t xml:space="preserve">时间: 2026-05-01 | </w:t>
+      </w:r>
+      <w:r>
+        <w:t xml:space="preserve">链接: </w:t>
+      </w:r>
+      <w:hyperlink r:id="rId118">
+        <w:r>
+          <w:rPr>
+            <w:rFonts w:ascii="Times New Roman" w:hAnsi="Times New Roman" w:eastAsia="宋体"/>
+            <w:color w:val="0000FF"/>
+            <w:sz w:val="21"/>
+            <w:u w:val="single"/>
+          </w:rPr>
+          <w:t>https://doi.org/10.1016/j.optlastec.2026.114852</w:t>
         </w:r>
       </w:hyperlink>
     </w:p>
